--- a/public/bc-templates/ficha-pf-roble.docx
+++ b/public/bc-templates/ficha-pf-roble.docx
@@ -459,29 +459,12 @@
               </w:rPr>
               <w:t xml:space="preserve">         </w:t>
             </w:r>
-            <w:sdt>
-              <w:sdtPr>
-                <w:rPr>
-                  <w:rFonts w:cstheme="minorHAnsi"/>
-                  <w:lang w:val="es-ES" w:eastAsia="es-ES"/>
-                </w:rPr>
-                <w:id w:val="1178934838"/>
-                <w14:checkbox>
-                  <w14:checked w14:val="1"/>
-                  <w14:checkedState w14:val="2612" w14:font="MS Gothic"/>
-                  <w14:uncheckedState w14:val="2610" w14:font="MS Gothic"/>
-                </w14:checkbox>
-              </w:sdtPr>
-              <w:sdtContent>
-                <w:r>
-                  <w:rPr>
-                    <w:rFonts w:ascii="MS Gothic" w:eastAsia="MS Gothic" w:hAnsi="MS Gothic" w:cstheme="minorHAnsi" w:hint="eastAsia"/>
-                    <w:lang w:val="es-ES" w:eastAsia="es-ES"/>
-                  </w:rPr>
-                  <w:t>☒</w:t>
-                </w:r>
-              </w:sdtContent>
-            </w:sdt>
+            <w:r>
+              <w:rPr>
+                <w:rFonts w:ascii="MS Gothic" w:hAnsi="MS Gothic" w:eastAsia="MS Gothic"/>
+              </w:rPr>
+              <w:t>{actua_por_propia_check}</w:t>
+            </w:r>
             <w:r>
               <w:rPr>
                 <w:rFonts w:asciiTheme="minorHAnsi" w:hAnsiTheme="minorHAnsi" w:cstheme="minorHAnsi"/>
@@ -489,29 +472,12 @@
               </w:rPr>
               <w:t xml:space="preserve"> cuenta propia                    </w:t>
             </w:r>
-            <w:sdt>
-              <w:sdtPr>
-                <w:rPr>
-                  <w:rFonts w:cstheme="minorHAnsi"/>
-                  <w:lang w:val="es-ES" w:eastAsia="es-ES"/>
-                </w:rPr>
-                <w:id w:val="720021874"/>
-                <w14:checkbox>
-                  <w14:checked w14:val="0"/>
-                  <w14:checkedState w14:val="2612" w14:font="MS Gothic"/>
-                  <w14:uncheckedState w14:val="2610" w14:font="MS Gothic"/>
-                </w14:checkbox>
-              </w:sdtPr>
-              <w:sdtContent>
-                <w:r>
-                  <w:rPr>
-                    <w:rFonts w:ascii="Segoe UI Symbol" w:eastAsia="MS Gothic" w:hAnsi="Segoe UI Symbol" w:cs="Segoe UI Symbol"/>
-                    <w:lang w:val="es-ES" w:eastAsia="es-ES"/>
-                  </w:rPr>
-                  <w:t>☐</w:t>
-                </w:r>
-              </w:sdtContent>
-            </w:sdt>
+            <w:r>
+              <w:rPr>
+                <w:rFonts w:ascii="MS Gothic" w:hAnsi="MS Gothic" w:eastAsia="MS Gothic"/>
+              </w:rPr>
+              <w:t>{actua_por_tercero_check}</w:t>
+            </w:r>
             <w:r>
               <w:rPr>
                 <w:rFonts w:asciiTheme="minorHAnsi" w:hAnsiTheme="minorHAnsi" w:cstheme="minorHAnsi"/>
@@ -1362,12 +1328,6 @@
               </w:rPr>
               <w:t>{cod_bfinal_1}</w:t>
             </w:r>
-            <w:r>
-              <w:rPr>
-                <w:rFonts w:cstheme="minorHAnsi"/>
-              </w:rPr>
-              <w:t/>
-            </w:r>
           </w:p>
         </w:tc>
       </w:tr>
@@ -1613,7 +1573,7 @@
                 <w:rFonts w:asciiTheme="minorHAnsi" w:hAnsiTheme="minorHAnsi" w:cstheme="minorHAnsi"/>
                 <w:lang w:val="es-UY"/>
               </w:rPr>
-              <w:t>C.I</w:t>
+              <w:t>{tipo_doc_1}</w:t>
             </w:r>
           </w:p>
         </w:tc>
@@ -1891,27 +1851,6 @@
               </w:rPr>
               <w:t>{domicilio_1}</w:t>
             </w:r>
-            <w:r>
-              <w:rPr>
-                <w:rFonts w:asciiTheme="minorHAnsi" w:hAnsiTheme="minorHAnsi" w:cstheme="minorHAnsi"/>
-                <w:lang w:val="es-UY"/>
-              </w:rPr>
-              <w:t/>
-            </w:r>
-            <w:r>
-              <w:rPr>
-                <w:rFonts w:asciiTheme="minorHAnsi" w:hAnsiTheme="minorHAnsi" w:cstheme="minorHAnsi"/>
-                <w:lang w:val="es-UY"/>
-              </w:rPr>
-              <w:t/>
-            </w:r>
-            <w:r>
-              <w:rPr>
-                <w:rFonts w:asciiTheme="minorHAnsi" w:hAnsiTheme="minorHAnsi" w:cstheme="minorHAnsi"/>
-                <w:lang w:val="es-UY"/>
-              </w:rPr>
-              <w:t/>
-            </w:r>
           </w:p>
         </w:tc>
       </w:tr>
@@ -2027,13 +1966,6 @@
               </w:rPr>
               <w:t>{telefono_1}</w:t>
             </w:r>
-            <w:r>
-              <w:rPr>
-                <w:rFonts w:asciiTheme="minorHAnsi" w:hAnsiTheme="minorHAnsi" w:cstheme="minorHAnsi"/>
-                <w:lang w:val="es-UY"/>
-              </w:rPr>
-              <w:t/>
-            </w:r>
           </w:p>
         </w:tc>
         <w:tc>
@@ -2064,13 +1996,6 @@
                 <w:lang w:val="es-UY"/>
               </w:rPr>
               <w:t>{celular_1}</w:t>
-            </w:r>
-            <w:r>
-              <w:rPr>
-                <w:rFonts w:asciiTheme="minorHAnsi" w:hAnsiTheme="minorHAnsi" w:cstheme="minorHAnsi"/>
-                <w:lang w:val="es-UY"/>
-              </w:rPr>
-              <w:t/>
             </w:r>
           </w:p>
         </w:tc>
@@ -2621,7 +2546,7 @@
                 <w:rFonts w:asciiTheme="minorHAnsi" w:hAnsiTheme="minorHAnsi" w:cstheme="minorHAnsi"/>
                 <w:lang w:val="es-UY"/>
               </w:rPr>
-              <w:t xml:space="preserve">{pais_res_fiscal_1}</w:t>
+              <w:t xml:space="preserve"> {pais_res_fiscal_1}</w:t>
             </w:r>
           </w:p>
         </w:tc>
